--- a/_implementation-notes/evening-series/handouts/FotH Pilot Session 15 Homework Handout DRAFT v1.docx
+++ b/_implementation-notes/evening-series/handouts/FotH Pilot Session 15 Homework Handout DRAFT v1.docx
@@ -19,6 +19,20 @@
       </w:r>
     </w:p>
     <w:bookmarkStart w:id="9" w:name="the-practice-week-one"/>
+    <w:p>
+      <w:pPr>
+        <w:spacing w:after="140"/>
+      </w:pPr>
+      <w:r>
+        <w:rPr>
+          <w:i/>
+          <w:iCs/>
+          <w:sz w:val="20"/>
+          <w:szCs w:val="20"/>
+        </w:rPr>
+        <w:t xml:space="preserve">The standing practice, every day of the whole journey — morning, five minutes: “Lord, what are you up to today, and what do you want me to notice?” Evening, one journal line: “What did I notice today?”</w:t>
+      </w:r>
+    </w:p>
     <w:p>
       <w:pPr>
         <w:pStyle w:val="Heading2"/>

--- a/_implementation-notes/evening-series/handouts/FotH Pilot Session 15 Homework Handout DRAFT v1.docx
+++ b/_implementation-notes/evening-series/handouts/FotH Pilot Session 15 Homework Handout DRAFT v1.docx
@@ -18,40 +18,24 @@
         </w:pict>
       </w:r>
     </w:p>
-    <w:bookmarkStart w:id="9" w:name="the-practice-week-one"/>
     <w:p>
       <w:pPr>
         <w:spacing w:after="140"/>
       </w:pPr>
       <w:r>
         <w:rPr>
-          <w:i/>
-          <w:iCs/>
-          <w:sz w:val="20"/>
-          <w:szCs w:val="20"/>
+          <w:b/>
+          <w:bCs/>
         </w:rPr>
-        <w:t xml:space="preserve">The standing practice, every day of the whole journey — morning, five minutes: “Lord, what are you up to today, and what do you want me to notice?” Evening, one journal line: “What did I notice today?”</w:t>
+        <w:t xml:space="preserve">The standing practice — every day, both weeks. </w:t>
+      </w:r>
+      <w:r>
+        <w:t xml:space="preserve">Morning, five minutes: “Lord, what are you up to today, and what do you want me to notice?” Evening, one journal line: “What did I notice today?”</w:t>
       </w:r>
     </w:p>
     <w:p>
       <w:pPr>
-        <w:pStyle w:val="Heading2"/>
-      </w:pPr>
-      <w:r>
-        <w:t xml:space="preserve">1. The practice — week one</w:t>
-      </w:r>
-    </w:p>
-    <w:p>
-      <w:pPr>
-        <w:pStyle w:val="FirstParagraph"/>
-      </w:pPr>
-      <w:r>
-        <w:t xml:space="preserve">For the willing: the parent asks their teen the four questions at home — unhurried, no audience, phone away — and receives the answers without defending. Married parents are encouraged to also ask their spouse, separately. And everyone runs the Rhythm Card as built, for real, across the break, noting in the journal where it held and where it slipped.</w:t>
-      </w:r>
-    </w:p>
-    <w:p>
-      <w:pPr>
-        <w:pStyle w:val="BodyText"/>
+        <w:spacing w:after="140"/>
       </w:pPr>
       <w:r>
         <w:rPr>
@@ -59,16 +43,6 @@
           <w:bCs/>
         </w:rPr>
         <w:t xml:space="preserve">Week one</w:t>
-      </w:r>
-      <w:r>
-        <w:t xml:space="preserve"> </w:t>
-      </w:r>
-      <w:r>
-        <w:rPr>
-          <w:i/>
-          <w:iCs/>
-        </w:rPr>
-        <w:t xml:space="preserve">(one box per day; if the practice asks for fewer, check the days you did it)</w:t>
       </w:r>
     </w:p>
     <w:tbl>
@@ -262,107 +236,9 @@
         </w:tc>
       </w:tr>
     </w:tbl>
-    <w:bookmarkEnd w:id="9"/>
-    <w:bookmarkStart w:id="10" w:name="the-end-of-week-one-check-in"/>
     <w:p>
       <w:pPr>
-        <w:pStyle w:val="Heading2"/>
-      </w:pPr>
-      <w:r>
-        <w:t xml:space="preserve">2. The end-of-week-one check-in</w:t>
-      </w:r>
-    </w:p>
-    <w:p>
-      <w:pPr>
-        <w:pStyle w:val="FirstParagraph"/>
-      </w:pPr>
-      <w:r>
-        <w:t xml:space="preserve">My check-in partner for this cycle is:</w:t>
-      </w:r>
-      <w:r>
-        <w:t xml:space="preserve"> </w:t>
-      </w:r>
-      <w:r>
-        <w:rPr>
-          <w:b/>
-          <w:bCs/>
-        </w:rPr>
-        <w:t xml:space="preserve">______________________</w:t>
-      </w:r>
-      <w:r>
-        <w:t xml:space="preserve"> </w:t>
-      </w:r>
-      <w:r>
-        <w:rPr>
-          <w:i/>
-          <w:iCs/>
-        </w:rPr>
-        <w:t xml:space="preserve">(named aloud at commissioning; a new partner each cycle)</w:t>
-      </w:r>
-    </w:p>
-    <w:p>
-      <w:pPr>
-        <w:pStyle w:val="BodyText"/>
-      </w:pPr>
-      <w:r>
-        <w:t xml:space="preserve">At the end of week one, connect with your partner and report how it’s going</w:t>
-      </w:r>
-      <w:r>
-        <w:t xml:space="preserve"> </w:t>
-      </w:r>
-      <w:r>
-        <w:t xml:space="preserve">against the practice. A text, a call, or a hallway conversation all count.</w:t>
-      </w:r>
-      <w:r>
-        <w:t xml:space="preserve"> </w:t>
-      </w:r>
-      <w:r>
-        <w:t xml:space="preserve">You are not grading each other; you are expecting each other.</w:t>
-      </w:r>
-      <w:r>
-        <w:t xml:space="preserve"> </w:t>
-      </w:r>
-      <w:r>
-        <w:rPr>
-          <w:b/>
-          <w:bCs/>
-        </w:rPr>
-        <w:t xml:space="preserve">Done:</w:t>
-      </w:r>
-      <w:r>
-        <w:t xml:space="preserve"> </w:t>
-      </w:r>
-      <w:r>
-        <w:t xml:space="preserve">☐</w:t>
-      </w:r>
-    </w:p>
-    <w:bookmarkEnd w:id="10"/>
-    <w:bookmarkStart w:id="11" w:name="the-practice-week-two"/>
-    <w:p>
-      <w:pPr>
-        <w:pStyle w:val="Heading2"/>
-      </w:pPr>
-      <w:r>
-        <w:t xml:space="preserve">3. The practice — week two</w:t>
-      </w:r>
-    </w:p>
-    <w:p>
-      <w:pPr>
-        <w:pStyle w:val="FirstParagraph"/>
-      </w:pPr>
-      <w:r>
-        <w:t xml:space="preserve">Continue or deepen the same practice, as the session specifies; journal</w:t>
-      </w:r>
-      <w:r>
-        <w:t xml:space="preserve"> </w:t>
-      </w:r>
-      <w:r>
-        <w:t xml:space="preserve">what happens.</w:t>
-      </w:r>
-    </w:p>
-    <w:p>
-      <w:pPr>
-        <w:pStyle w:val="BodyText"/>
+        <w:spacing w:after="140"/>
       </w:pPr>
       <w:r>
         <w:rPr>
@@ -563,14 +439,27 @@
         </w:tc>
       </w:tr>
     </w:tbl>
-    <w:bookmarkEnd w:id="11"/>
-    <w:bookmarkStart w:id="12" w:name="one-sentence-of-preparation"/>
     <w:p>
       <w:pPr>
+        <w:spacing w:after="140"/>
+      </w:pPr>
+      <w:r>
+        <w:rPr>
+          <w:i/>
+          <w:iCs/>
+          <w:sz w:val="20"/>
+          <w:szCs w:val="20"/>
+        </w:rPr>
+        <w:t xml:space="preserve">One box per day. A missed box is never a failure — it is an invitation to return.</w:t>
+      </w:r>
+    </w:p>
+    <w:bookmarkStart w:id="9" w:name="the-practice-week-one"/>
+    <w:p>
+      <w:pPr>
         <w:pStyle w:val="Heading2"/>
       </w:pPr>
       <w:r>
-        <w:t xml:space="preserve">4. One sentence of preparation</w:t>
+        <w:t xml:space="preserve">1. The practice — week one</w:t>
       </w:r>
     </w:p>
     <w:p>
@@ -578,7 +467,65 @@
         <w:pStyle w:val="FirstParagraph"/>
       </w:pPr>
       <w:r>
-        <w:t xml:space="preserve">Set at commissioning from the session’s materials.</w:t>
+        <w:t xml:space="preserve">For the willing: the parent asks their teen the four questions at home — unhurried, no audience, phone away — and receives the answers without defending. Married parents are encouraged to also ask their spouse, separately. And everyone runs the Rhythm Card as built, for real, across the break, noting in the journal where it held and where it slipped.</w:t>
+      </w:r>
+    </w:p>
+    <w:bookmarkEnd w:id="9"/>
+    <w:bookmarkStart w:id="10" w:name="the-end-of-week-one-check-in"/>
+    <w:p>
+      <w:pPr>
+        <w:pStyle w:val="Heading2"/>
+      </w:pPr>
+      <w:r>
+        <w:t xml:space="preserve">2. The end-of-week-one check-in</w:t>
+      </w:r>
+    </w:p>
+    <w:p>
+      <w:pPr>
+        <w:pStyle w:val="FirstParagraph"/>
+      </w:pPr>
+      <w:r>
+        <w:t xml:space="preserve">My check-in partner for this cycle is:</w:t>
+      </w:r>
+      <w:r>
+        <w:t xml:space="preserve"> </w:t>
+      </w:r>
+      <w:r>
+        <w:rPr>
+          <w:b/>
+          <w:bCs/>
+        </w:rPr>
+        <w:t xml:space="preserve">______________________</w:t>
+      </w:r>
+      <w:r>
+        <w:t xml:space="preserve"> </w:t>
+      </w:r>
+      <w:r>
+        <w:rPr>
+          <w:i/>
+          <w:iCs/>
+        </w:rPr>
+        <w:t xml:space="preserve">(named aloud at commissioning; a new partner each cycle)</w:t>
+      </w:r>
+    </w:p>
+    <w:p>
+      <w:pPr>
+        <w:pStyle w:val="BodyText"/>
+      </w:pPr>
+      <w:r>
+        <w:t xml:space="preserve">At the end of week one, connect with your partner and report how it’s going</w:t>
+      </w:r>
+      <w:r>
+        <w:t xml:space="preserve"> </w:t>
+      </w:r>
+      <w:r>
+        <w:t xml:space="preserve">against the practice. A text, a call, or a hallway conversation all count.</w:t>
+      </w:r>
+      <w:r>
+        <w:t xml:space="preserve"> </w:t>
+      </w:r>
+      <w:r>
+        <w:t xml:space="preserve">You are not grading each other; you are expecting each other.</w:t>
       </w:r>
       <w:r>
         <w:t xml:space="preserve"> </w:t>
@@ -597,23 +544,69 @@
         <w:t xml:space="preserve">☐</w:t>
       </w:r>
     </w:p>
+    <w:bookmarkEnd w:id="10"/>
+    <w:bookmarkStart w:id="11" w:name="the-practice-week-two"/>
+    <w:p>
+      <w:pPr>
+        <w:pStyle w:val="Heading2"/>
+      </w:pPr>
+      <w:r>
+        <w:t xml:space="preserve">3. The practice — week two</w:t>
+      </w:r>
+    </w:p>
+    <w:p>
+      <w:pPr>
+        <w:pStyle w:val="FirstParagraph"/>
+      </w:pPr>
+      <w:r>
+        <w:t xml:space="preserve">Continue or deepen the same practice, as the session specifies; journal</w:t>
+      </w:r>
+      <w:r>
+        <w:t xml:space="preserve"> </w:t>
+      </w:r>
+      <w:r>
+        <w:t xml:space="preserve">what happens.</w:t>
+      </w:r>
+    </w:p>
+    <w:bookmarkEnd w:id="11"/>
+    <w:bookmarkStart w:id="12" w:name="one-sentence-of-preparation"/>
+    <w:p>
+      <w:pPr>
+        <w:pStyle w:val="Heading2"/>
+      </w:pPr>
+      <w:r>
+        <w:t xml:space="preserve">4. One sentence of preparation</w:t>
+      </w:r>
+    </w:p>
+    <w:p>
+      <w:pPr>
+        <w:pStyle w:val="FirstParagraph"/>
+      </w:pPr>
+      <w:r>
+        <w:t xml:space="preserve">Set at commissioning from the session’s materials.</w:t>
+      </w:r>
+      <w:r>
+        <w:t xml:space="preserve"> </w:t>
+      </w:r>
+      <w:r>
+        <w:rPr>
+          <w:b/>
+          <w:bCs/>
+        </w:rPr>
+        <w:t xml:space="preserve">Done:</w:t>
+      </w:r>
+      <w:r>
+        <w:t xml:space="preserve"> </w:t>
+      </w:r>
+      <w:r>
+        <w:t xml:space="preserve">☐</w:t>
+      </w:r>
+    </w:p>
     <w:p>
       <w:r>
         <w:pict>
           <v:rect style="width:0;height:1.5pt" o:hralign="center" o:hrstd="t" o:hr="t"/>
         </w:pict>
-      </w:r>
-    </w:p>
-    <w:p>
-      <w:pPr>
-        <w:pStyle w:val="FirstParagraph"/>
-      </w:pPr>
-      <w:r>
-        <w:rPr>
-          <w:i/>
-          <w:iCs/>
-        </w:rPr>
-        <w:t xml:space="preserve">A missed box is never a failure — it is an invitation to return.</w:t>
       </w:r>
     </w:p>
     <w:bookmarkEnd w:id="12"/>

--- a/_implementation-notes/evening-series/handouts/FotH Pilot Session 15 Homework Handout DRAFT v1.docx
+++ b/_implementation-notes/evening-series/handouts/FotH Pilot Session 15 Homework Handout DRAFT v1.docx
@@ -459,7 +459,7 @@
         <w:pStyle w:val="Heading2"/>
       </w:pPr>
       <w:r>
-        <w:t xml:space="preserve">1. The practice — week one</w:t>
+        <w:t>1. The homework practice — week one</w:t>
       </w:r>
     </w:p>
     <w:p>
@@ -551,7 +551,7 @@
         <w:pStyle w:val="Heading2"/>
       </w:pPr>
       <w:r>
-        <w:t xml:space="preserve">3. The practice — week two</w:t>
+        <w:t>3. The homework practice — week two</w:t>
       </w:r>
     </w:p>
     <w:p>

--- a/_implementation-notes/evening-series/handouts/FotH Pilot Session 15 Homework Handout DRAFT v1.docx
+++ b/_implementation-notes/evening-series/handouts/FotH Pilot Session 15 Homework Handout DRAFT v1.docx
@@ -8,7 +8,7 @@
         <w:pStyle w:val="Heading1"/>
       </w:pPr>
       <w:r>
-        <w:t xml:space="preserve">Take-Home Sheet — Session 15: The Rhythm and the Four Questions</w:t>
+        <w:t>Take-Home Sheet — Evening 11: The Rhythm and the Four Questions</w:t>
       </w:r>
     </w:p>
     <w:p>
@@ -612,6 +612,8 @@
     <w:bookmarkEnd w:id="12"/>
     <w:bookmarkEnd w:id="13"/>
     <w:sectPr>
+      <w:headerReference w:type="default" r:id="rId9"/>
+      <w:footerReference w:type="default" r:id="rId10"/>
       <w:footnotePr>
         <w:numRestart w:val="eachSect"/>
       </w:footnotePr>
@@ -624,6 +626,16 @@
 <w:comments xmlns:w="http://schemas.openxmlformats.org/wordprocessingml/2006/main" xmlns:m="http://schemas.openxmlformats.org/officeDocument/2006/math" xmlns:r="http://schemas.openxmlformats.org/officeDocument/2006/relationships" xmlns:o="urn:schemas-microsoft-com:office:office" xmlns:v="urn:schemas-microsoft-com:vml" xmlns:w10="urn:schemas-microsoft-com:office:word" xmlns:a="http://schemas.openxmlformats.org/drawingml/2006/main" xmlns:pic="http://schemas.openxmlformats.org/drawingml/2006/picture" xmlns:wp="http://schemas.openxmlformats.org/drawingml/2006/wordprocessingDrawing"/>
 </file>
 
+<file path=word/footer1.xml><?xml version="1.0" encoding="utf-8"?>
+<w:ftr xmlns:m="http://schemas.openxmlformats.org/officeDocument/2006/math" xmlns:mc="http://schemas.openxmlformats.org/markup-compatibility/2006" xmlns:mo="http://schemas.microsoft.com/office/mac/office/2008/main" xmlns:mv="urn:schemas-microsoft-com:mac:vml" xmlns:o="urn:schemas-microsoft-com:office:office" xmlns:r="http://schemas.openxmlformats.org/officeDocument/2006/relationships" xmlns:v="urn:schemas-microsoft-com:vml" xmlns:w10="urn:schemas-microsoft-com:office:word" xmlns:w14="http://schemas.microsoft.com/office/word/2010/wordml" xmlns:w="http://schemas.openxmlformats.org/wordprocessingml/2006/main" xmlns:wne="http://schemas.microsoft.com/office/word/2006/wordml" xmlns:wp14="http://schemas.microsoft.com/office/word/2010/wordprocessingDrawing" xmlns:wp="http://schemas.openxmlformats.org/drawingml/2006/wordprocessingDrawing" xmlns:wpc="http://schemas.microsoft.com/office/word/2010/wordprocessingCanvas" xmlns:wpg="http://schemas.microsoft.com/office/word/2010/wordprocessingGroup" xmlns:wpi="http://schemas.microsoft.com/office/word/2010/wordprocessingInk" xmlns:wps="http://schemas.microsoft.com/office/word/2010/wordprocessingShape" mc:Ignorable="w14 wp14">
+  <w:p>
+    <w:pPr>
+      <w:pStyle w:val="Footer"/>
+    </w:pPr>
+  </w:p>
+</w:ftr>
+</file>
+
 <file path=word/footnotes.xml><?xml version="1.0" encoding="utf-8"?>
 <w:footnotes xmlns:w="http://schemas.openxmlformats.org/wordprocessingml/2006/main" xmlns:m="http://schemas.openxmlformats.org/officeDocument/2006/math" xmlns:r="http://schemas.openxmlformats.org/officeDocument/2006/relationships" xmlns:o="urn:schemas-microsoft-com:office:office" xmlns:v="urn:schemas-microsoft-com:vml" xmlns:w10="urn:schemas-microsoft-com:office:word" xmlns:a="http://schemas.openxmlformats.org/drawingml/2006/main" xmlns:pic="http://schemas.openxmlformats.org/drawingml/2006/picture" xmlns:wp="http://schemas.openxmlformats.org/drawingml/2006/wordprocessingDrawing">
   <w:footnote w:type="continuationSeparator" w:id="0">
@@ -641,6 +653,16 @@
     </w:p>
   </w:footnote>
 </w:footnotes>
+</file>
+
+<file path=word/header1.xml><?xml version="1.0" encoding="utf-8"?>
+<w:hdr xmlns:m="http://schemas.openxmlformats.org/officeDocument/2006/math" xmlns:mc="http://schemas.openxmlformats.org/markup-compatibility/2006" xmlns:mo="http://schemas.microsoft.com/office/mac/office/2008/main" xmlns:mv="urn:schemas-microsoft-com:mac:vml" xmlns:o="urn:schemas-microsoft-com:office:office" xmlns:r="http://schemas.openxmlformats.org/officeDocument/2006/relationships" xmlns:v="urn:schemas-microsoft-com:vml" xmlns:w10="urn:schemas-microsoft-com:office:word" xmlns:w14="http://schemas.microsoft.com/office/word/2010/wordml" xmlns:w="http://schemas.openxmlformats.org/wordprocessingml/2006/main" xmlns:wne="http://schemas.microsoft.com/office/word/2006/wordml" xmlns:wp14="http://schemas.microsoft.com/office/word/2010/wordprocessingDrawing" xmlns:wp="http://schemas.openxmlformats.org/drawingml/2006/wordprocessingDrawing" xmlns:wpc="http://schemas.microsoft.com/office/word/2010/wordprocessingCanvas" xmlns:wpg="http://schemas.microsoft.com/office/word/2010/wordprocessingGroup" xmlns:wpi="http://schemas.microsoft.com/office/word/2010/wordprocessingInk" xmlns:wps="http://schemas.microsoft.com/office/word/2010/wordprocessingShape" mc:Ignorable="w14 wp14">
+  <w:p>
+    <w:pPr>
+      <w:pStyle w:val="Header"/>
+    </w:pPr>
+  </w:p>
+</w:hdr>
 </file>
 
 <file path=word/numbering.xml><?xml version="1.0" encoding="utf-8"?>
